--- a/최종교재/22장_사이드바_장소_목록.docx
+++ b/최종교재/22장_사이드바_장소_목록.docx
@@ -443,19 +443,9 @@
         <w:rPr>
           <w:b w:val="0"/>
           <w:i w:val="0"/>
-          <w:strike w:val="0"/>
-          <w:color w:val="000000"/>
-        </w:rPr>
-        <w:t>그림 22.1</w:t>
-      </w:r>
-      <w:r>
-        <w:rPr>
-          <w:b w:val="0"/>
-          <w:i w:val="0"/>
-          <w:strike w:val="0"/>
-          <w:color w:val="000000"/>
-        </w:rPr>
-        <w:t>의 구조에서 눈여겨볼 점은 지도와 목록이 서로를 전혀 모른다는 것입니다. 목록이 지도에게 "나 갱신했으니 너도 갱신해"라고 말하지 않습니다. 둘 다 그저 store만 바라보고, store가 바뀌면 각자 자기 화면을 다시 그립니다. 초보 시절에 흔히 저지르는 실수가 "장소를 추가하는 코드에서 지도도 고치고, 목록도 고치고, 개수 표시도 고치고…" 하는 식으로 화면 조각들을 일일이 챙기는 것인데, 화면 조각이 하나 늘 때마다 고칠 곳이 늘어나 금방 지옥이 됩니다. 우리는 반대로 갑니다. 데이터를 바꾸는 쪽은 데이터만 바꾸고, 화면들은 각자 알아서 따라오게 합니다. 그 "알아서 따라오게" 하는 장치가 이 장 후반의 구독 패턴입니다.</w:t>
+          <w:color w:val="000000"/>
+        </w:rPr>
+        <w:t>그림 22.1의 구조에서는 지도와 목록이 서로를 전혀 모른다는 점을 눈여겨보세요. 목록이 지도에게 "나 갱신했으니 너도 갱신해"라고 말하지 않습니다. 둘 다 그저 store만 바라보고, store가 바뀌면 각자 자기 화면을 다시 그립니다. 초보 시절에는 "장소를 추가하는 코드에서 지도도 고치고, 목록도 고치고, 개수 표시도 고치고…" 하는 식으로 화면 조각을 일일이 챙기는 실수를 흔히 저지릅니다. 그러면 화면 조각이 하나 늘 때마다 고칠 곳도 늘어나 금방 지옥이 되겠지요. 우리는 반대로 갑니다. 데이터를 바꾸는 쪽은 데이터만 바꾸고, 화면은 각자 알아서 따라오게 합니다. 그 "알아서 따라오게" 하는 장치가 이 장 후반의 구독 패턴입니다.</w:t>
       </w:r>
     </w:p>
     <w:p>
@@ -820,17 +810,15 @@
         <w:rPr>
           <w:b w:val="0"/>
           <w:i w:val="0"/>
-          <w:strike w:val="0"/>
-          <w:color w:val="000000"/>
-        </w:rPr>
-        <w:t xml:space="preserve">핵심 구조는 단 세 단계입니다. 배열 → </w:t>
+          <w:color w:val="000000"/>
+        </w:rPr>
+        <w:t xml:space="preserve">코드의 흐름을 보면, 배열을 </w:t>
       </w:r>
       <w:r>
         <w:rPr>
           <w:rFonts w:ascii="Consolas" w:hAnsi="Consolas"/>
           <w:b w:val="0"/>
           <w:i w:val="0"/>
-          <w:strike w:val="0"/>
           <w:color w:val="000000"/>
           <w:sz w:val="17"/>
         </w:rPr>
@@ -840,17 +828,15 @@
         <w:rPr>
           <w:b w:val="0"/>
           <w:i w:val="0"/>
-          <w:strike w:val="0"/>
-          <w:color w:val="000000"/>
-        </w:rPr>
-        <w:t xml:space="preserve">으로 HTML 문자열 배열 → </w:t>
+          <w:color w:val="000000"/>
+        </w:rPr>
+        <w:t xml:space="preserve">으로 HTML 문자열 배열로 바꾸고, </w:t>
       </w:r>
       <w:r>
         <w:rPr>
           <w:rFonts w:ascii="Consolas" w:hAnsi="Consolas"/>
           <w:b w:val="0"/>
           <w:i w:val="0"/>
-          <w:strike w:val="0"/>
           <w:color w:val="000000"/>
           <w:sz w:val="17"/>
         </w:rPr>
@@ -860,17 +846,15 @@
         <w:rPr>
           <w:b w:val="0"/>
           <w:i w:val="0"/>
-          <w:strike w:val="0"/>
-          <w:color w:val="000000"/>
-        </w:rPr>
-        <w:t xml:space="preserve">으로 하나의 큰 문자열 → </w:t>
+          <w:color w:val="000000"/>
+        </w:rPr>
+        <w:t xml:space="preserve">으로 하나의 큰 문자열로 이어 붙인 뒤 </w:t>
       </w:r>
       <w:r>
         <w:rPr>
           <w:rFonts w:ascii="Consolas" w:hAnsi="Consolas"/>
           <w:b w:val="0"/>
           <w:i w:val="0"/>
-          <w:strike w:val="0"/>
           <w:color w:val="000000"/>
           <w:sz w:val="17"/>
         </w:rPr>
@@ -880,10 +864,9 @@
         <w:rPr>
           <w:b w:val="0"/>
           <w:i w:val="0"/>
-          <w:strike w:val="0"/>
-          <w:color w:val="000000"/>
-        </w:rPr>
-        <w:t>에 대입. 자바스크립트로 목록을 그리는 가장 유명한 관용구라서, AI에게 "배열을 목록으로 그려줘"라고 시키면 열에 아홉은 이 모양의 코드가 나옵니다. 하나씩 뜯어 봅시다.</w:t>
+          <w:color w:val="000000"/>
+        </w:rPr>
+        <w:t>에 대입합니다. 자바스크립트로 목록을 그릴 때 가장 널리 쓰는 방식입니다. AI에게 "배열을 목록으로 그려줘"라고 시키면 열에 아홉은 이 모양의 코드가 나올 겁니다. 하나씩 뜯어 봅시다.</w:t>
       </w:r>
     </w:p>
     <w:p>
@@ -1136,73 +1119,6 @@
       </w:r>
     </w:p>
     <w:p>
-      <w:r>
-        <w:rPr>
-          <w:b/>
-          <w:i w:val="0"/>
-          <w:strike w:val="0"/>
-          <w:color w:val="000000"/>
-        </w:rPr>
-        <w:t>백틱(</w:t>
-      </w:r>
-      <w:r>
-        <w:rPr>
-          <w:rFonts w:ascii="Consolas" w:hAnsi="Consolas"/>
-          <w:b/>
-          <w:i w:val="0"/>
-          <w:strike w:val="0"/>
-          <w:color w:val="000000"/>
-          <w:sz w:val="17"/>
-        </w:rPr>
-        <w:t>`</w:t>
-      </w:r>
-      <w:r>
-        <w:rPr>
-          <w:b/>
-          <w:i w:val="0"/>
-          <w:strike w:val="0"/>
-          <w:color w:val="000000"/>
-        </w:rPr>
-        <w:t>) 문자열</w:t>
-      </w:r>
-      <w:r>
-        <w:rPr>
-          <w:b w:val="0"/>
-          <w:i w:val="0"/>
-          <w:strike w:val="0"/>
-          <w:color w:val="000000"/>
-        </w:rPr>
-        <w:t xml:space="preserve"> — </w:t>
-      </w:r>
-      <w:r>
-        <w:rPr>
-          <w:rFonts w:ascii="Consolas" w:hAnsi="Consolas"/>
-          <w:b w:val="0"/>
-          <w:i w:val="0"/>
-          <w:strike w:val="0"/>
-          <w:color w:val="000000"/>
-          <w:sz w:val="17"/>
-        </w:rPr>
-        <w:t>&lt;li&gt;...&lt;/li&gt;</w:t>
-      </w:r>
-      <w:r>
-        <w:rPr>
-          <w:b w:val="0"/>
-          <w:i w:val="0"/>
-          <w:strike w:val="0"/>
-          <w:color w:val="000000"/>
-        </w:rPr>
-        <w:t xml:space="preserve"> 부분을 감싼 것은 따옴표가 아니라 백틱입니다. </w:t>
-      </w:r>
-      <w:r>
-        <w:rPr>
-          <w:b/>
-          <w:i w:val="0"/>
-          <w:strike w:val="0"/>
-          <w:color w:val="000000"/>
-        </w:rPr>
-        <w:t>템플릿 리터럴</w:t>
-      </w:r>
       <w:hyperlink r:id="rId12">
         <w:r>
           <w:rPr>
@@ -1217,101 +1133,54 @@
       </w:hyperlink>
       <w:r>
         <w:rPr>
-          <w:b w:val="0"/>
-          <w:i w:val="0"/>
-          <w:strike w:val="0"/>
-          <w:color w:val="000000"/>
-        </w:rPr>
-        <w:t xml:space="preserve">이라고 부르는 이 문법은 두 가지 특권이 있습니다. 문자열 안에서 줄바꿈을 마음껏 할 수 있고, </w:t>
+          <w:b/>
+          <w:i w:val="0"/>
+          <w:color w:val="000000"/>
+        </w:rPr>
+        <w:t>1백틱(</w:t>
       </w:r>
       <w:r>
         <w:rPr>
           <w:rFonts w:ascii="Consolas" w:hAnsi="Consolas"/>
-          <w:b w:val="0"/>
-          <w:i w:val="0"/>
-          <w:strike w:val="0"/>
+          <w:b/>
+          <w:i w:val="0"/>
           <w:color w:val="000000"/>
           <w:sz w:val="17"/>
         </w:rPr>
-        <w:t>${...}</w:t>
-      </w:r>
-      <w:r>
-        <w:rPr>
-          <w:b w:val="0"/>
-          <w:i w:val="0"/>
-          <w:strike w:val="0"/>
-          <w:color w:val="000000"/>
-        </w:rPr>
-        <w:t xml:space="preserve"> 자리에 변수나 표현식을 끼워 넣을 수 있습니다. HTML 조각을 만들 때 이만한 도구가 없죠. </w:t>
-      </w:r>
-      <w:r>
-        <w:rPr>
-          <w:rFonts w:ascii="Consolas" w:hAnsi="Consolas"/>
-          <w:b w:val="0"/>
-          <w:i w:val="0"/>
-          <w:strike w:val="0"/>
-          <w:color w:val="000000"/>
-          <w:sz w:val="17"/>
-        </w:rPr>
-        <w:t>${p.id}</w:t>
-      </w:r>
-      <w:r>
-        <w:rPr>
-          <w:b w:val="0"/>
-          <w:i w:val="0"/>
-          <w:strike w:val="0"/>
-          <w:color w:val="000000"/>
-        </w:rPr>
-        <w:t xml:space="preserve">, </w:t>
-      </w:r>
-      <w:r>
-        <w:rPr>
-          <w:rFonts w:ascii="Consolas" w:hAnsi="Consolas"/>
-          <w:b w:val="0"/>
-          <w:i w:val="0"/>
-          <w:strike w:val="0"/>
-          <w:color w:val="000000"/>
-          <w:sz w:val="17"/>
-        </w:rPr>
-        <w:t>${cat.emoji}</w:t>
-      </w:r>
-      <w:r>
-        <w:rPr>
-          <w:b w:val="0"/>
-          <w:i w:val="0"/>
-          <w:strike w:val="0"/>
-          <w:color w:val="000000"/>
-        </w:rPr>
-        <w:t xml:space="preserve">, </w:t>
-      </w:r>
-      <w:r>
-        <w:rPr>
-          <w:rFonts w:ascii="Consolas" w:hAnsi="Consolas"/>
-          <w:b w:val="0"/>
-          <w:i w:val="0"/>
-          <w:strike w:val="0"/>
-          <w:color w:val="000000"/>
-          <w:sz w:val="17"/>
-        </w:rPr>
-        <w:t>${escapeHtml(p.name)}</w:t>
-      </w:r>
-      <w:r>
-        <w:rPr>
-          <w:b w:val="0"/>
-          <w:i w:val="0"/>
-          <w:strike w:val="0"/>
-          <w:color w:val="000000"/>
-        </w:rPr>
-        <w:t>이 전부 이 문법입니다.</w:t>
+        <w:t xml:space="preserve">  </w:t>
+      </w:r>
+      <w:r>
+        <w:rPr>
+          <w:b/>
+          <w:i w:val="0"/>
+          <w:color w:val="000000"/>
+        </w:rPr>
+        <w:t>) 문자열도 보세요. &lt;li&gt;...&lt;/li&gt; 부분을 감싼 것은 따옴표가 아니라 백틱입니다. 이 문법을 템플릿 리터럴</w:t>
+      </w:r>
+      <w:r>
+        <w:rPr>
+          <w:b/>
+          <w:i w:val="0"/>
+          <w:color w:val="000000"/>
+          <w:vertAlign w:val="superscript"/>
+        </w:rPr>
+        <w:t>1</w:t>
+      </w:r>
+      <w:r>
+        <w:rPr>
+          <w:b/>
+          <w:i w:val="0"/>
+          <w:color w:val="000000"/>
+        </w:rPr>
+        <w:t>이라고 부르며, 두 가지 일을 할 수 있습니다. 문자열 안에서 줄바꿈을 마음껏 할 수 있고, ${...} 자리에 변수나 표현식을 끼워 넣을 수 있습니다. 그래서 HTML 조각을 만들 때 쓰기 좋습니다. ${p.id}, ${cat.emoji}, ${escapeHtml(p.name)}`이 전부 이 문법으로 값을 끼워 넣은 자리입니다.</w:t>
       </w:r>
     </w:p>
     <w:p>
       <w:r>
         <w:rPr>
           <w:rFonts w:ascii="Consolas" w:hAnsi="Consolas"/>
-          <w:b/>
-          <w:i w:val="0"/>
-          <w:strike w:val="0"/>
+          <w:b w:val="0"/>
+          <w:i w:val="0"/>
           <w:color w:val="000000"/>
           <w:sz w:val="17"/>
         </w:rPr>
@@ -1321,35 +1190,15 @@
         <w:rPr>
           <w:b w:val="0"/>
           <w:i w:val="0"/>
-          <w:strike w:val="0"/>
-          <w:color w:val="000000"/>
-        </w:rPr>
-        <w:t xml:space="preserve"> — </w:t>
-      </w:r>
-      <w:r>
-        <w:rPr>
-          <w:b w:val="0"/>
-          <w:i w:val="0"/>
-          <w:strike w:val="0"/>
-          <w:color w:val="000000"/>
-        </w:rPr>
-        <w:t>18장</w:t>
-      </w:r>
-      <w:r>
-        <w:rPr>
-          <w:b w:val="0"/>
-          <w:i w:val="0"/>
-          <w:strike w:val="0"/>
-          <w:color w:val="000000"/>
-        </w:rPr>
-        <w:t xml:space="preserve">의 필터 버튼에서 만난 데이터 속성이 다시 등장했습니다. 각 </w:t>
+          <w:color w:val="000000"/>
+        </w:rPr>
+        <w:t xml:space="preserve">에서는 18장의 필터 버튼에서 쓴 데이터 속성이 다시 나옵니다. 각 </w:t>
       </w:r>
       <w:r>
         <w:rPr>
           <w:rFonts w:ascii="Consolas" w:hAnsi="Consolas"/>
           <w:b w:val="0"/>
           <w:i w:val="0"/>
-          <w:strike w:val="0"/>
           <w:color w:val="000000"/>
           <w:sz w:val="17"/>
         </w:rPr>
@@ -1359,10 +1208,9 @@
         <w:rPr>
           <w:b w:val="0"/>
           <w:i w:val="0"/>
-          <w:strike w:val="0"/>
-          <w:color w:val="000000"/>
-        </w:rPr>
-        <w:t>에 자기가 어떤 장소를 나타내는지 이름표를 달아 두는 것입니다. 잠시 뒤 클릭 처리에서 "어느 항목이 눌렸는가"를 알아내는 열쇠가 됩니다.</w:t>
+          <w:color w:val="000000"/>
+        </w:rPr>
+        <w:t>에 그 항목이 어떤 장소인지 표시해 둡니다. 잠시 뒤 클릭 처리에서 어느 항목이 눌렸는지 알아낼 때 이 값을 씁니다.</w:t>
       </w:r>
     </w:p>
     <w:p>
@@ -1571,9 +1419,8 @@
       <w:r>
         <w:rPr>
           <w:rFonts w:ascii="Consolas" w:hAnsi="Consolas"/>
-          <w:b/>
-          <w:i w:val="0"/>
-          <w:strike w:val="0"/>
+          <w:b w:val="0"/>
+          <w:i w:val="0"/>
           <w:color w:val="000000"/>
           <w:sz w:val="17"/>
         </w:rPr>
@@ -1583,53 +1430,15 @@
         <w:rPr>
           <w:b w:val="0"/>
           <w:i w:val="0"/>
-          <w:strike w:val="0"/>
-          <w:color w:val="000000"/>
-        </w:rPr>
-        <w:t xml:space="preserve"> — </w:t>
-      </w:r>
-      <w:r>
-        <w:rPr>
-          <w:b w:val="0"/>
-          <w:i w:val="0"/>
-          <w:strike w:val="0"/>
-          <w:color w:val="000000"/>
-        </w:rPr>
-        <w:t>17장</w:t>
-      </w:r>
-      <w:r>
-        <w:rPr>
-          <w:b w:val="0"/>
-          <w:i w:val="0"/>
-          <w:strike w:val="0"/>
-          <w:color w:val="000000"/>
-        </w:rPr>
-        <w:t xml:space="preserve">과 </w:t>
-      </w:r>
-      <w:r>
-        <w:rPr>
-          <w:b w:val="0"/>
-          <w:i w:val="0"/>
-          <w:strike w:val="0"/>
-          <w:color w:val="000000"/>
-        </w:rPr>
-        <w:t>19장</w:t>
-      </w:r>
-      <w:r>
-        <w:rPr>
-          <w:b w:val="0"/>
-          <w:i w:val="0"/>
-          <w:strike w:val="0"/>
-          <w:color w:val="000000"/>
-        </w:rPr>
-        <w:t xml:space="preserve">에서 약속한 규칙, "사용자가 입력했을 수 있는 문자열을 </w:t>
+          <w:color w:val="000000"/>
+        </w:rPr>
+        <w:t xml:space="preserve">은 17장과 19장에서 약속한 규칙을 지킵니다. 사용자가 입력했을 수 있는 문자열을 </w:t>
       </w:r>
       <w:r>
         <w:rPr>
           <w:rFonts w:ascii="Consolas" w:hAnsi="Consolas"/>
           <w:b w:val="0"/>
           <w:i w:val="0"/>
-          <w:strike w:val="0"/>
           <w:color w:val="000000"/>
           <w:sz w:val="17"/>
         </w:rPr>
@@ -1639,46 +1448,9 @@
         <w:rPr>
           <w:b w:val="0"/>
           <w:i w:val="0"/>
-          <w:strike w:val="0"/>
-          <w:color w:val="000000"/>
-        </w:rPr>
-        <w:t xml:space="preserve">에 넣을 땐 반드시 이스케이프"가 여기서도 지켜지고 있습니다. </w:t>
-      </w:r>
-      <w:r>
-        <w:rPr>
-          <w:b w:val="0"/>
-          <w:i w:val="0"/>
-          <w:strike w:val="0"/>
-          <w:color w:val="000000"/>
-        </w:rPr>
-        <w:t>20장</w:t>
-      </w:r>
-      <w:r>
-        <w:rPr>
-          <w:b w:val="0"/>
-          <w:i w:val="0"/>
-          <w:strike w:val="0"/>
-          <w:color w:val="000000"/>
-        </w:rPr>
-        <w:t xml:space="preserve">부터 장소 이름은 사용자가 직접 입력한 값입니다. 이 규칙이 왜 목숨줄인지는 예고대로 </w:t>
-      </w:r>
-      <w:r>
-        <w:rPr>
-          <w:b w:val="0"/>
-          <w:i w:val="0"/>
-          <w:strike w:val="0"/>
-          <w:color w:val="000000"/>
-        </w:rPr>
-        <w:t>23장</w:t>
-      </w:r>
-      <w:r>
-        <w:rPr>
-          <w:b w:val="0"/>
-          <w:i w:val="0"/>
-          <w:strike w:val="0"/>
-          <w:color w:val="000000"/>
-        </w:rPr>
-        <w:t>에서 XSS라는 이름과 함께 파헤칩니다.</w:t>
+          <w:color w:val="000000"/>
+        </w:rPr>
+        <w:t>에 넣을 때는 반드시 이스케이프한다는 규칙입니다. 20장부터 장소 이름은 사용자가 직접 입력한 값을 씁니다. 이 규칙이 왜 필요한지는 23장에서 XSS라는 이름과 함께 다루겠습니다.</w:t>
       </w:r>
     </w:p>
     <w:p>
@@ -2587,10 +2359,9 @@
         <w:rPr>
           <w:b w:val="0"/>
           <w:i w:val="0"/>
-          <w:strike w:val="0"/>
-          <w:color w:val="000000"/>
-        </w:rPr>
-        <w:t>이제 목록과 지도를 잇습니다. 목표는 카카오맵과 같은 경험입니다. 목록에서 "광장시장"을 클릭하면 지도가 광장시장으로 미끄러지듯 이동하고, 확대되면서, 말풍선까지 활짝 열리는 것.</w:t>
+          <w:color w:val="000000"/>
+        </w:rPr>
+        <w:t>이제 목록과 지도를 이어, 카카오맵에서 쓰던 것과 같은 동작을 만들어 보겠습니다. 목록에서 "광장시장"을 클릭하면 지도가 광장시장으로 미끄러지듯 이동하면서 확대되고, 말풍선까지 열리게 합니다.</w:t>
       </w:r>
     </w:p>
     <w:p>
@@ -2771,12 +2542,7 @@
       </w:pPr>
       <w:r>
         <w:rPr>
-          <w:rFonts w:ascii="Consolas" w:hAnsi="Consolas"/>
-          <w:b w:val="0"/>
-          <w:i w:val="0"/>
-          <w:strike w:val="0"/>
-          <w:color w:val="000000"/>
-          <w:sz w:val="17"/>
+          <w:color w:val="000000"/>
         </w:rPr>
         <w:t>let onSelect = () =&gt; {};   // 목록 항목이 선택되면 호출할 함수 (main.js가 넣어줌)</w:t>
         <w:br/>
@@ -2789,7 +2555,7 @@
         <w:t xml:space="preserve">  onSelect = onSelectPlace;</w:t>
         <w:br/>
         <w:br/>
-        <w:t xml:space="preserve">  // ... 14장에서 만들고 18.2절에서 renderList()를 보탠 필터 버튼 연결 ...</w:t>
+        <w:t xml:space="preserve">  // ... 18장에서 만들고 22.2절에서 renderList()를 보탠 필터 버튼 연결 ...</w:t>
         <w:br/>
         <w:br/>
         <w:t>}</w:t>
@@ -2912,7 +2678,6 @@
         <w:rPr>
           <w:b w:val="0"/>
           <w:i w:val="0"/>
-          <w:strike w:val="0"/>
           <w:color w:val="000000"/>
         </w:rPr>
         <w:t xml:space="preserve">id로 </w:t>
@@ -2922,7 +2687,6 @@
           <w:rFonts w:ascii="Consolas" w:hAnsi="Consolas"/>
           <w:b w:val="0"/>
           <w:i w:val="0"/>
-          <w:strike w:val="0"/>
           <w:color w:val="000000"/>
           <w:sz w:val="17"/>
         </w:rPr>
@@ -2932,7 +2696,6 @@
         <w:rPr>
           <w:b w:val="0"/>
           <w:i w:val="0"/>
-          <w:strike w:val="0"/>
           <w:color w:val="000000"/>
         </w:rPr>
         <w:t xml:space="preserve">를 호출해 장소 객체를 찾고, 찾았으면 </w:t>
@@ -2942,7 +2705,6 @@
           <w:rFonts w:ascii="Consolas" w:hAnsi="Consolas"/>
           <w:b w:val="0"/>
           <w:i w:val="0"/>
-          <w:strike w:val="0"/>
           <w:color w:val="000000"/>
           <w:sz w:val="17"/>
         </w:rPr>
@@ -2952,7 +2714,6 @@
         <w:rPr>
           <w:b w:val="0"/>
           <w:i w:val="0"/>
-          <w:strike w:val="0"/>
           <w:color w:val="000000"/>
         </w:rPr>
         <w:t xml:space="preserve">에 넘깁니다. </w:t>
@@ -2962,7 +2723,6 @@
           <w:rFonts w:ascii="Consolas" w:hAnsi="Consolas"/>
           <w:b w:val="0"/>
           <w:i w:val="0"/>
-          <w:strike w:val="0"/>
           <w:color w:val="000000"/>
           <w:sz w:val="17"/>
         </w:rPr>
@@ -2972,35 +2732,15 @@
         <w:rPr>
           <w:b w:val="0"/>
           <w:i w:val="0"/>
-          <w:strike w:val="0"/>
-          <w:color w:val="000000"/>
-        </w:rPr>
-        <w:t xml:space="preserve"> 확인은 만에 하나 목록과 데이터가 어긋났을 때(예: 방금 삭제된 장소의 목록이 아직 화면에 남은 찰나에 클릭) 에러 대신 조용히 무시하게 하는 안전장치입니다. </w:t>
-      </w:r>
-      <w:r>
-        <w:rPr>
-          <w:b w:val="0"/>
-          <w:i w:val="0"/>
-          <w:strike w:val="0"/>
-          <w:color w:val="000000"/>
-        </w:rPr>
-        <w:t>23장</w:t>
-      </w:r>
-      <w:r>
-        <w:rPr>
-          <w:b w:val="0"/>
-          <w:i w:val="0"/>
-          <w:strike w:val="0"/>
-          <w:color w:val="000000"/>
-        </w:rPr>
-        <w:t xml:space="preserve">에서 상세 패널이 생기면 이 콜백에 </w:t>
+          <w:color w:val="000000"/>
+        </w:rPr>
+        <w:t xml:space="preserve">로 확인하는 덕분에 목록과 데이터가 어긋났을 때 에러 대신 조용히 넘어갑니다. 방금 삭제한 장소가 목록에서 아직 사라지기 전에 클릭하는 경우가 그렇습니다. 23장에서 상세 패널이 생기면 사이드바 코드는 그대로 둔 채 이 콜백에 </w:t>
       </w:r>
       <w:r>
         <w:rPr>
           <w:rFonts w:ascii="Consolas" w:hAnsi="Consolas"/>
           <w:b w:val="0"/>
           <w:i w:val="0"/>
-          <w:strike w:val="0"/>
           <w:color w:val="000000"/>
           <w:sz w:val="17"/>
         </w:rPr>
@@ -3010,10 +2750,9 @@
         <w:rPr>
           <w:b w:val="0"/>
           <w:i w:val="0"/>
-          <w:strike w:val="0"/>
-          <w:color w:val="000000"/>
-        </w:rPr>
-        <w:t xml:space="preserve"> 한 줄이 더 붙게 됩니다 — 사이드바 코드는 그대로 둔 채 말이죠.</w:t>
+          <w:color w:val="000000"/>
+        </w:rPr>
+        <w:t xml:space="preserve"> 한 줄만 더 붙습니다.</w:t>
       </w:r>
     </w:p>
     <w:p>
@@ -3635,17 +3374,15 @@
         <w:rPr>
           <w:b w:val="0"/>
           <w:i w:val="0"/>
-          <w:strike w:val="0"/>
-          <w:color w:val="000000"/>
-        </w:rPr>
-        <w:t xml:space="preserve">구조가 허무할 만큼 단순합니다. </w:t>
+          <w:color w:val="000000"/>
+        </w:rPr>
+        <w:t xml:space="preserve">구조는 아주 단순합니다. </w:t>
       </w:r>
       <w:r>
         <w:rPr>
           <w:rFonts w:ascii="Consolas" w:hAnsi="Consolas"/>
           <w:b w:val="0"/>
           <w:i w:val="0"/>
-          <w:strike w:val="0"/>
           <w:color w:val="000000"/>
           <w:sz w:val="17"/>
         </w:rPr>
@@ -3655,7 +3392,6 @@
         <w:rPr>
           <w:b w:val="0"/>
           <w:i w:val="0"/>
-          <w:strike w:val="0"/>
           <w:color w:val="000000"/>
         </w:rPr>
         <w:t xml:space="preserve">은 함수를 </w:t>
@@ -3665,7 +3401,6 @@
           <w:rFonts w:ascii="Consolas" w:hAnsi="Consolas"/>
           <w:b w:val="0"/>
           <w:i w:val="0"/>
-          <w:strike w:val="0"/>
           <w:color w:val="000000"/>
           <w:sz w:val="17"/>
         </w:rPr>
@@ -3675,17 +3410,15 @@
         <w:rPr>
           <w:b w:val="0"/>
           <w:i w:val="0"/>
-          <w:strike w:val="0"/>
-          <w:color w:val="000000"/>
-        </w:rPr>
-        <w:t xml:space="preserve"> 배열에 넣어 두는 게 전부입니다. 그리고 </w:t>
+          <w:color w:val="000000"/>
+        </w:rPr>
+        <w:t xml:space="preserve"> 배열에 넣어 두는 일만 합니다. 그리고 </w:t>
       </w:r>
       <w:r>
         <w:rPr>
           <w:rFonts w:ascii="Consolas" w:hAnsi="Consolas"/>
           <w:b w:val="0"/>
           <w:i w:val="0"/>
-          <w:strike w:val="0"/>
           <w:color w:val="000000"/>
           <w:sz w:val="17"/>
         </w:rPr>
@@ -3695,35 +3428,15 @@
         <w:rPr>
           <w:b w:val="0"/>
           <w:i w:val="0"/>
-          <w:strike w:val="0"/>
-          <w:color w:val="000000"/>
-        </w:rPr>
-        <w:t xml:space="preserve"> — </w:t>
-      </w:r>
-      <w:r>
-        <w:rPr>
-          <w:b w:val="0"/>
-          <w:i w:val="0"/>
-          <w:strike w:val="0"/>
-          <w:color w:val="000000"/>
-        </w:rPr>
-        <w:t>21장</w:t>
-      </w:r>
-      <w:r>
-        <w:rPr>
-          <w:b w:val="0"/>
-          <w:i w:val="0"/>
-          <w:strike w:val="0"/>
-          <w:color w:val="000000"/>
-        </w:rPr>
-        <w:t xml:space="preserve">에서 확인했듯 </w:t>
+          <w:color w:val="000000"/>
+        </w:rPr>
+        <w:t xml:space="preserve"> 끝에서 명단에 있는 함수를 전부 호출합니다. 21장에서 확인했듯 </w:t>
       </w:r>
       <w:r>
         <w:rPr>
           <w:rFonts w:ascii="Consolas" w:hAnsi="Consolas"/>
           <w:b w:val="0"/>
           <w:i w:val="0"/>
-          <w:strike w:val="0"/>
           <w:color w:val="000000"/>
           <w:sz w:val="17"/>
         </w:rPr>
@@ -3733,7 +3446,6 @@
         <w:rPr>
           <w:b w:val="0"/>
           <w:i w:val="0"/>
-          <w:strike w:val="0"/>
           <w:color w:val="000000"/>
         </w:rPr>
         <w:t xml:space="preserve">든 </w:t>
@@ -3743,7 +3455,6 @@
           <w:rFonts w:ascii="Consolas" w:hAnsi="Consolas"/>
           <w:b w:val="0"/>
           <w:i w:val="0"/>
-          <w:strike w:val="0"/>
           <w:color w:val="000000"/>
           <w:sz w:val="17"/>
         </w:rPr>
@@ -3753,7 +3464,6 @@
         <w:rPr>
           <w:b w:val="0"/>
           <w:i w:val="0"/>
-          <w:strike w:val="0"/>
           <w:color w:val="000000"/>
         </w:rPr>
         <w:t xml:space="preserve">든 </w:t>
@@ -3763,7 +3473,6 @@
           <w:rFonts w:ascii="Consolas" w:hAnsi="Consolas"/>
           <w:b w:val="0"/>
           <w:i w:val="0"/>
-          <w:strike w:val="0"/>
           <w:color w:val="000000"/>
           <w:sz w:val="17"/>
         </w:rPr>
@@ -3773,17 +3482,15 @@
         <w:rPr>
           <w:b w:val="0"/>
           <w:i w:val="0"/>
-          <w:strike w:val="0"/>
-          <w:color w:val="000000"/>
-        </w:rPr>
-        <w:t xml:space="preserve">든 데이터가 바뀌면 반드시 마지막에 거쳐 가는 단 하나의 길목 — 의 끝에서, 명단에 있는 함수를 전부 호출합니다. 데이터가 바뀌는 모든 사건이 어차피 </w:t>
+          <w:color w:val="000000"/>
+        </w:rPr>
+        <w:t xml:space="preserve">든 데이터가 바뀌면 반드시 </w:t>
       </w:r>
       <w:r>
         <w:rPr>
           <w:rFonts w:ascii="Consolas" w:hAnsi="Consolas"/>
           <w:b w:val="0"/>
           <w:i w:val="0"/>
-          <w:strike w:val="0"/>
           <w:color w:val="000000"/>
           <w:sz w:val="17"/>
         </w:rPr>
@@ -3793,35 +3500,15 @@
         <w:rPr>
           <w:b w:val="0"/>
           <w:i w:val="0"/>
-          <w:strike w:val="0"/>
-          <w:color w:val="000000"/>
-        </w:rPr>
-        <w:t xml:space="preserve">를 지나가니, 거기서 한 번만 방송하면 빠뜨릴 일이 원천적으로 없습니다. </w:t>
-      </w:r>
-      <w:r>
-        <w:rPr>
-          <w:b w:val="0"/>
-          <w:i w:val="0"/>
-          <w:strike w:val="0"/>
-          <w:color w:val="000000"/>
-        </w:rPr>
-        <w:t>21장</w:t>
-      </w:r>
-      <w:r>
-        <w:rPr>
-          <w:b w:val="0"/>
-          <w:i w:val="0"/>
-          <w:strike w:val="0"/>
-          <w:color w:val="000000"/>
-        </w:rPr>
-        <w:t xml:space="preserve">에서 "저장 시점을 </w:t>
+          <w:color w:val="000000"/>
+        </w:rPr>
+        <w:t xml:space="preserve">를 마지막에 거쳐 갑니다. 데이터가 바뀌는 모든 경우가 어차피 </w:t>
       </w:r>
       <w:r>
         <w:rPr>
           <w:rFonts w:ascii="Consolas" w:hAnsi="Consolas"/>
           <w:b w:val="0"/>
           <w:i w:val="0"/>
-          <w:strike w:val="0"/>
           <w:color w:val="000000"/>
           <w:sz w:val="17"/>
         </w:rPr>
@@ -3831,31 +3518,30 @@
         <w:rPr>
           <w:b w:val="0"/>
           <w:i w:val="0"/>
-          <w:strike w:val="0"/>
-          <w:color w:val="000000"/>
-        </w:rPr>
-        <w:t xml:space="preserve"> 한 곳으로 모은" 설계가 여기서 두 번째 보상을 줍니다.</w:t>
+          <w:color w:val="000000"/>
+        </w:rPr>
+        <w:t xml:space="preserve">를 지나가니, 거기서 한 번만 알리면 빠뜨릴 일이 없을 겁니다. 21장에서 저장 시점을 </w:t>
+      </w:r>
+      <w:r>
+        <w:rPr>
+          <w:rFonts w:ascii="Consolas" w:hAnsi="Consolas"/>
+          <w:b w:val="0"/>
+          <w:i w:val="0"/>
+          <w:color w:val="000000"/>
+          <w:sz w:val="17"/>
+        </w:rPr>
+        <w:t>save()</w:t>
+      </w:r>
+      <w:r>
+        <w:rPr>
+          <w:b w:val="0"/>
+          <w:i w:val="0"/>
+          <w:color w:val="000000"/>
+        </w:rPr>
+        <w:t xml:space="preserve"> 한 곳으로 모아 둔 설계가 여기서 다시 도움이 됩니다.</w:t>
       </w:r>
     </w:p>
     <w:p>
-      <w:r>
-        <w:rPr>
-          <w:b w:val="0"/>
-          <w:i w:val="0"/>
-          <w:strike w:val="0"/>
-          <w:color w:val="000000"/>
-        </w:rPr>
-        <w:t xml:space="preserve">이 구조에는 </w:t>
-      </w:r>
-      <w:r>
-        <w:rPr>
-          <w:b/>
-          <w:i w:val="0"/>
-          <w:strike w:val="0"/>
-          <w:color w:val="000000"/>
-        </w:rPr>
-        <w:t>발행-구독 패턴</w:t>
-      </w:r>
       <w:hyperlink r:id="rId17">
         <w:r>
           <w:rPr>
@@ -3872,17 +3558,32 @@
         <w:rPr>
           <w:b w:val="0"/>
           <w:i w:val="0"/>
-          <w:strike w:val="0"/>
-          <w:color w:val="000000"/>
-        </w:rPr>
-        <w:t xml:space="preserve">이라는 근사한 이름이 있습니다. 유튜브 채널 구독, 앱 푸시 알림, 이메일 뉴스레터 — 여러분이 매일 쓰는 서비스들이 전부 이 패턴의 거대한 버전입니다. 그리고 방금 우리는 그것을 배열 하나와 </w:t>
+          <w:color w:val="000000"/>
+        </w:rPr>
+        <w:t>이 구조를 발행-구독 패턴</w:t>
+      </w:r>
+      <w:r>
+        <w:rPr>
+          <w:b w:val="0"/>
+          <w:i w:val="0"/>
+          <w:color w:val="000000"/>
+          <w:vertAlign w:val="superscript"/>
+        </w:rPr>
+        <w:t>2</w:t>
+      </w:r>
+      <w:r>
+        <w:rPr>
+          <w:b w:val="0"/>
+          <w:i w:val="0"/>
+          <w:color w:val="000000"/>
+        </w:rPr>
+        <w:t xml:space="preserve">이라고 부릅니다. 유튜브 채널 구독, 앱 푸시 알림, 이메일 뉴스레터가 모두 같은 방식을 큰 규모로 쓴 예입니다. 우리는 방금 같은 장치를 배열 하나와 </w:t>
       </w:r>
       <w:r>
         <w:rPr>
           <w:rFonts w:ascii="Consolas" w:hAnsi="Consolas"/>
           <w:b w:val="0"/>
           <w:i w:val="0"/>
-          <w:strike w:val="0"/>
           <w:color w:val="000000"/>
           <w:sz w:val="17"/>
         </w:rPr>
@@ -3892,10 +3593,9 @@
         <w:rPr>
           <w:b w:val="0"/>
           <w:i w:val="0"/>
-          <w:strike w:val="0"/>
-          <w:color w:val="000000"/>
-        </w:rPr>
-        <w:t xml:space="preserve"> 한 줄로 직접 만들었습니다.</w:t>
+          <w:color w:val="000000"/>
+        </w:rPr>
+        <w:t xml:space="preserve"> 한 줄로 만들었습니다.</w:t>
       </w:r>
     </w:p>
     <w:p>
@@ -3929,28 +3629,9 @@
         <w:rPr>
           <w:b w:val="0"/>
           <w:i w:val="0"/>
-          <w:strike w:val="0"/>
-          <w:color w:val="000000"/>
-        </w:rPr>
-        <w:t xml:space="preserve">store에 subscribe로 화면 갱신 함수들을 등록해서, 장소 데이터가 바뀌면 지도와 사이드바 목록이 자동으로 다시 그려지게 해줘. 지도 갱신(rerender)은 main.js에서, 목록 갱신(renderList)은 sidebar.js의 initSidebar 안에서 구독해줘. 이제 구독이 갱신을 책임지니까, </w:t>
-      </w:r>
-      <w:r>
-        <w:rPr>
-          <w:b w:val="0"/>
-          <w:i w:val="0"/>
-          <w:strike w:val="0"/>
-          <w:color w:val="000000"/>
-        </w:rPr>
-        <w:t>20장</w:t>
-      </w:r>
-      <w:r>
-        <w:rPr>
-          <w:b w:val="0"/>
-          <w:i w:val="0"/>
-          <w:strike w:val="0"/>
-          <w:color w:val="000000"/>
-        </w:rPr>
-        <w:t>에 만들었던 search.js의 onChange 콜백(notifyChange)은 걷어내고 initSearch()는 인자 없이 호출하게 정리해줘.</w:t>
+          <w:color w:val="000000"/>
+        </w:rPr>
+        <w:t>store에 subscribe로 화면 갱신 함수들을 등록해서, 장소 데이터가 바뀌면 지도와 사이드바 목록이 자동으로 다시 그려지게 해줘. 지도 갱신(rerender)은 main.js에서, 목록 갱신(renderList)은 sidebar.js의 initSidebar 안에서 구독해줘. 이제 구독이 갱신을 책임지니까, 24장에 만들었던 search.js의 onChange 콜백(notifyChange)은 걷어내고 initSearch()는 인자 없이 호출하게 정리해줘.</w:t>
       </w:r>
     </w:p>
     <w:p>
@@ -4139,35 +3820,15 @@
         <w:rPr>
           <w:b w:val="0"/>
           <w:i w:val="0"/>
-          <w:strike w:val="0"/>
-          <w:color w:val="000000"/>
-        </w:rPr>
-        <w:t xml:space="preserve">여기서 </w:t>
-      </w:r>
-      <w:r>
-        <w:rPr>
-          <w:b w:val="0"/>
-          <w:i w:val="0"/>
-          <w:strike w:val="0"/>
-          <w:color w:val="000000"/>
-        </w:rPr>
-        <w:t>22.2절</w:t>
-      </w:r>
-      <w:r>
-        <w:rPr>
-          <w:b w:val="0"/>
-          <w:i w:val="0"/>
-          <w:strike w:val="0"/>
-          <w:color w:val="000000"/>
-        </w:rPr>
-        <w:t xml:space="preserve">의 그 한 줄을 다시 떠올려 봅시다. 필터 클릭 핸들러에서는 </w:t>
+          <w:color w:val="000000"/>
+        </w:rPr>
+        <w:t xml:space="preserve">여기서 22.2절의 그 한 줄을 다시 떠올려 봅시다. 필터 클릭 핸들러에서는 </w:t>
       </w:r>
       <w:r>
         <w:rPr>
           <w:rFonts w:ascii="Consolas" w:hAnsi="Consolas"/>
           <w:b w:val="0"/>
           <w:i w:val="0"/>
-          <w:strike w:val="0"/>
           <w:color w:val="000000"/>
           <w:sz w:val="17"/>
         </w:rPr>
@@ -4177,17 +3838,15 @@
         <w:rPr>
           <w:b w:val="0"/>
           <w:i w:val="0"/>
-          <w:strike w:val="0"/>
-          <w:color w:val="000000"/>
-        </w:rPr>
-        <w:t xml:space="preserve">를 직접 불렀는데, 구독이 있으니 그 줄은 이제 지워도 될까요? 안 됩니다. 구독 방송은 </w:t>
+          <w:color w:val="000000"/>
+        </w:rPr>
+        <w:t xml:space="preserve">를 직접 불렀는데, 구독이 있으니 그 줄을 지워도 될 것 같습니다. 하지만 이 줄은 지우면 안 됩니다. 구독 알림은 store의 데이터가 바뀌어 </w:t>
       </w:r>
       <w:r>
         <w:rPr>
           <w:rFonts w:ascii="Consolas" w:hAnsi="Consolas"/>
           <w:b w:val="0"/>
           <w:i w:val="0"/>
-          <w:strike w:val="0"/>
           <w:color w:val="000000"/>
           <w:sz w:val="17"/>
         </w:rPr>
@@ -4197,17 +3856,15 @@
         <w:rPr>
           <w:b w:val="0"/>
           <w:i w:val="0"/>
-          <w:strike w:val="0"/>
-          <w:color w:val="000000"/>
-        </w:rPr>
-        <w:t xml:space="preserve"> — 즉 store의 데이터가 바뀔 때 — 에만 울립니다. 그런데 필터 클릭은 사이드바의 화면 상태(</w:t>
+          <w:color w:val="000000"/>
+        </w:rPr>
+        <w:t xml:space="preserve">가 실행될 때만 울립니다. 그런데 필터 클릭은 사이드바의 화면 상태인 </w:t>
       </w:r>
       <w:r>
         <w:rPr>
           <w:rFonts w:ascii="Consolas" w:hAnsi="Consolas"/>
           <w:b w:val="0"/>
           <w:i w:val="0"/>
-          <w:strike w:val="0"/>
           <w:color w:val="000000"/>
           <w:sz w:val="17"/>
         </w:rPr>
@@ -4217,17 +3874,15 @@
         <w:rPr>
           <w:b w:val="0"/>
           <w:i w:val="0"/>
-          <w:strike w:val="0"/>
-          <w:color w:val="000000"/>
-        </w:rPr>
-        <w:t xml:space="preserve">)만 바꿀 뿐, store는 손끝 하나 건드리지 않죠. </w:t>
+          <w:color w:val="000000"/>
+        </w:rPr>
+        <w:t xml:space="preserve">만 바꿀 뿐, store는 건드리지 않습니다. </w:t>
       </w:r>
       <w:r>
         <w:rPr>
           <w:rFonts w:ascii="Consolas" w:hAnsi="Consolas"/>
           <w:b w:val="0"/>
           <w:i w:val="0"/>
-          <w:strike w:val="0"/>
           <w:color w:val="000000"/>
           <w:sz w:val="17"/>
         </w:rPr>
@@ -4237,10 +3892,9 @@
         <w:rPr>
           <w:b w:val="0"/>
           <w:i w:val="0"/>
-          <w:strike w:val="0"/>
-          <w:color w:val="000000"/>
-        </w:rPr>
-        <w:t>도, 방송도 일어나지 않으니 구독자는 아무 소식을 못 듣습니다. 정리하면 갱신 경로는 두 갈래입니다. 데이터 변경은 구독이 책임지고, 필터처럼 store를 거치지 않는 변경은 직접 호출로 챙긴다. 두 갈래가 공존하는 것이 어중간한 타협이 아니라, "무엇이 바뀌었는가"에 따라 알맞은 길을 고른 결과입니다.</w:t>
+          <w:color w:val="000000"/>
+        </w:rPr>
+        <w:t>도 알림도 일어나지 않으니 구독자는 아무 소식을 듣지 못합니다. 그래서 갱신하는 길을 둘로 나눠 둡니다. 데이터 변경은 구독이 맡고, 필터처럼 store를 거치지 않는 변경은 직접 호출로 처리합니다. 무엇이 바뀌었는지에 따라 알맞은 길을 고른 결과입니다.</w:t>
       </w:r>
     </w:p>
     <w:p>
@@ -4331,14 +3985,9 @@
       </w:pPr>
       <w:r>
         <w:rPr>
-          <w:rFonts w:ascii="Consolas" w:hAnsi="Consolas"/>
-          <w:b w:val="0"/>
-          <w:i w:val="0"/>
-          <w:strike w:val="0"/>
-          <w:color w:val="000000"/>
-          <w:sz w:val="17"/>
-        </w:rPr>
-        <w:t>initSearch();   // 16장의 onChange 다리는 구독이 대신하므로 인자가 사라졌다</w:t>
+          <w:color w:val="000000"/>
+        </w:rPr>
+        <w:t>initSearch();   // 20장의 onChange 다리는 구독이 대신하므로 인자가 사라졌다</w:t>
         <w:br/>
         <w:br/>
       </w:r>
@@ -4430,28 +4079,9 @@
         <w:rPr>
           <w:b w:val="0"/>
           <w:i w:val="0"/>
-          <w:strike w:val="0"/>
-          <w:color w:val="000000"/>
-        </w:rPr>
-        <w:t xml:space="preserve">이것으로 </w:t>
-      </w:r>
-      <w:r>
-        <w:rPr>
-          <w:b w:val="0"/>
-          <w:i w:val="0"/>
-          <w:strike w:val="0"/>
-          <w:color w:val="000000"/>
-        </w:rPr>
-        <w:t>그림 22.1</w:t>
-      </w:r>
-      <w:r>
-        <w:rPr>
-          <w:b w:val="0"/>
-          <w:i w:val="0"/>
-          <w:strike w:val="0"/>
-          <w:color w:val="000000"/>
-        </w:rPr>
-        <w:t>의 구조가 완성됐습니다. 확인해 봅시다. 지도의 빈 곳을 클릭해서 새 장소를 추가해 보세요. 다이얼로그에서 저장을 누르는 순간 — 지도에 마커가 돋아나고, 동시에 사이드바 목록에도 새 항목이 스윽 나타납니다. 목록에서 방금 그 항목을 클릭하면 지도가 그리로 날아가는 것까지, 모든 것이 맞물려 돌아갑니다. 검색으로 추가해도, 가져오기로 파일을 통째로 불러와도 마찬가지입니다. 우리는 어디에도 "목록을 갱신하라"는 코드를 추가로 심지 않았습니다. 데이터가 바뀌었고, 구독자들이 각자 따라왔을 뿐입니다.</w:t>
+          <w:color w:val="000000"/>
+        </w:rPr>
+        <w:t>이것으로 그림 22.1의 구조가 완성됐습니다. 확인해 봅시다. 지도의 빈 곳을 클릭해서 새 장소를 추가해 보세요. 다이얼로그에서 저장을 누르는 순간 지도에 마커가 생기고, 동시에 사이드바 목록에도 새 항목이 나타납니다. 목록에서 방금 그 항목을 클릭하면 지도가 그리로 이동하는 것까지 맞물려 돌아갑니다. 검색으로 추가해도, 가져오기로 파일을 통째로 불러와도 마찬가지입니다. 우리는 어디에도 "목록을 갱신하라"는 코드를 추가로 심지 않았습니다. 데이터가 바뀌었고, 구독자가 각자 따라왔을 뿐입니다.</w:t>
       </w:r>
     </w:p>
     <w:p>
@@ -4566,10 +4196,9 @@
         <w:rPr>
           <w:b w:val="0"/>
           <w:i w:val="0"/>
-          <w:strike w:val="0"/>
-          <w:color w:val="000000"/>
-        </w:rPr>
-        <w:t>바이브코딩 관점의 한마디. 오늘 우리가 AI에게 시킨 프롬프트 어디에도 "발행-구독 패턴으로 만들어줘"라는 전문 용어는 없었습니다. "데이터가 바뀌면 지도와 목록이 자동으로 다시 그려지게 해줘"라고 원하는 결과를 말했을 뿐인데, AI는 검증된 패턴을 꺼내 왔습니다. 용어를 몰라도 결과를 정확히 말하면 좋은 구조가 나온다 — 다만 나온 코드를 오늘처럼 읽고 이름을 알아 두면, 다음부터는 "구독 패턴으로 해줘" 한마디로 더 정확하게 시킬 수 있게 됩니다. 어휘가 늘수록 프롬프트가 짧아지는 것, 그것이 바이브코딩의 성장 곡선입니다.</w:t>
+          <w:color w:val="000000"/>
+        </w:rPr>
+        <w:t>바이브코딩 관점에서 한마디 보태겠습니다. 오늘 우리가 AI에게 시킨 프롬프트 어디에도 "발행-구독 패턴으로 만들어줘"라는 전문 용어는 없었습니다. "데이터가 바뀌면 지도와 목록이 자동으로 다시 그려지게 해줘"라고 원하는 결과를 말했을 뿐인데, AI는 검증된 패턴을 꺼내 왔습니다. 용어를 몰라도 결과를 정확히 말하면 좋은 구조가 나올 수 있습니다. 다만 나온 코드를 이번처럼 읽고 이름을 알아 두면, 다음부터는 "구독 패턴으로 해줘" 한마디로 더 정확하게 시킬 수 있습니다. 아는 어휘가 늘수록 프롬프트는 짧아질 겁니다.</w:t>
       </w:r>
     </w:p>
     <w:p>
@@ -5569,75 +5198,9 @@
         <w:rPr>
           <w:b/>
           <w:i w:val="0"/>
-          <w:strike w:val="0"/>
-          <w:color w:val="000000"/>
-        </w:rPr>
-        <w:t>다음 장 예고</w:t>
-      </w:r>
-      <w:r>
-        <w:rPr>
-          <w:b w:val="0"/>
-          <w:i w:val="0"/>
-          <w:strike w:val="0"/>
-          <w:color w:val="000000"/>
-        </w:rPr>
-        <w:t xml:space="preserve"> — 목록에서 장소를 클릭하면 지도가 날아가지만, 정작 그 장소의 별점을 고치거나 메모를 남기거나 삭제할 방법이 아직 없습니다. </w:t>
-      </w:r>
-      <w:r>
-        <w:rPr>
-          <w:b w:val="0"/>
-          <w:i w:val="0"/>
-          <w:strike w:val="0"/>
-          <w:color w:val="000000"/>
-        </w:rPr>
-        <w:t>23장</w:t>
-      </w:r>
-      <w:r>
-        <w:rPr>
-          <w:b w:val="0"/>
-          <w:i w:val="0"/>
-          <w:strike w:val="0"/>
-          <w:color w:val="000000"/>
-        </w:rPr>
-        <w:t xml:space="preserve">에서는 장소 하나를 자세히 보여주는 상세 패널을 만듭니다. 별점 버튼, 메모 저장, confirm을 곁들인 삭제 — 그리고 </w:t>
-      </w:r>
-      <w:r>
-        <w:rPr>
-          <w:b w:val="0"/>
-          <w:i w:val="0"/>
-          <w:strike w:val="0"/>
-          <w:color w:val="000000"/>
-        </w:rPr>
-        <w:t>17장</w:t>
-      </w:r>
-      <w:r>
-        <w:rPr>
-          <w:b w:val="0"/>
-          <w:i w:val="0"/>
-          <w:strike w:val="0"/>
-          <w:color w:val="000000"/>
-        </w:rPr>
-        <w:t xml:space="preserve">부터 미뤄 온 숙제, </w:t>
-      </w:r>
-      <w:r>
-        <w:rPr>
-          <w:rFonts w:ascii="Consolas" w:hAnsi="Consolas"/>
-          <w:b w:val="0"/>
-          <w:i w:val="0"/>
-          <w:strike w:val="0"/>
-          <w:color w:val="000000"/>
-          <w:sz w:val="17"/>
-        </w:rPr>
-        <w:t>escapeHtml</w:t>
-      </w:r>
-      <w:r>
-        <w:rPr>
-          <w:b w:val="0"/>
-          <w:i w:val="0"/>
-          <w:strike w:val="0"/>
-          <w:color w:val="000000"/>
-        </w:rPr>
-        <w:t>이 막아 주는 XSS 공격의 정체를 드디어 정면으로 다룹니다. 여러분의 첫 보안 수업입니다.</w:t>
+          <w:color w:val="000000"/>
+        </w:rPr>
+        <w:t>다음 장 예고 — 목록에서 장소를 클릭하면 지도가 날아가지만, 정작 그 장소의 별점을 고치거나 메모를 남기거나 삭제할 방법이 아직 없습니다. 27장에서는 장소 하나를 자세히 보여주는 상세 패널을 만듭니다. 별점 버튼, 메모 저장, confirm을 곁들인 삭제 — 그리고 21장부터 미뤄 온 숙제, escapeHtml이 막아 주는 XSS 공격의 정체를 드디어 정면으로 다룹니다. 여러분의 첫 보안 수업입니다.</w:t>
       </w:r>
     </w:p>
     <w:p>

--- a/최종교재/22장_사이드바_장소_목록.docx
+++ b/최종교재/22장_사이드바_장소_목록.docx
@@ -514,10 +514,9 @@
         <w:rPr>
           <w:b w:val="0"/>
           <w:i w:val="0"/>
-          <w:strike w:val="0"/>
-          <w:color w:val="000000"/>
-        </w:rPr>
-        <w:t>index.html 사이드바의 필터 바(#filter-bar) 바로 아래에 장소 목록이 들어갈 빈 ul을 추가해줘. id는 place-list로 하고, 내용은 자바스크립트로 채울 거니까 비워둬.</w:t>
+          <w:color w:val="000000"/>
+        </w:rPr>
+        <w:t>index.html 파일의 사이드바에서 필터 버튼 바로 아래 위치에 장소 목록을 보여줄 영역을 추가하여 주십시오. 목록은 ul 태그로 생성하고 식별자는 place-list로 지정하며, 내용은 자바스크립트 코드를 통해 채울 것이므로 아무 내용도 적지 않은 빈 상태로 두어 주십시오.</w:t>
       </w:r>
     </w:p>
     <w:p>
@@ -658,13 +657,12 @@
     <w:p>
       <w:r>
         <w:rPr>
-          <w:rFonts w:ascii="Segoe UI Emoji" w:hAnsi="Segoe UI Emoji" w:eastAsia="맑은 고딕"/>
-          <w:b w:val="0"/>
-          <w:i w:val="0"/>
-          <w:strike w:val="0"/>
-          <w:color w:val="000000"/>
-        </w:rPr>
-        <w:t>sidebar.js에 renderList() 함수를 만들어서 #place-list에 장소 목록을 그려줘. 필터가 적용된 장소들(filteredPlaces)을 대상으로 하고, 항목마다 카테고리 이모지(카테고리 색을 연하게 깐 동그란 배경), 장소 이름(굵게), 카테고리 이름과 별점(★ 반복, 작은 회색 글씨)을 보여줘. 각 li에는 data-id로 장소 id를 달아줘. 장소 이름은 escapeHtml로 감싸는 것 잊지 말고. 장소가 하나도 없으면 "장소가 없습니다. 검색하거나 지도를 클릭해 추가해 보세요!"라는 안내 문구를 보여줘.</w:t>
+          <w:rFonts w:ascii="Segoe UI Emoji" w:hAnsi="Segoe UI Emoji"/>
+          <w:b w:val="0"/>
+          <w:i w:val="0"/>
+          <w:color w:val="000000"/>
+        </w:rPr>
+        <w:t>sidebar.js 파일에 필터링된 장소 목록을 화면에 그려주는 함수 renderList()를 작성하여 주십시오. 이 함수는 필터 조건에 맞는 장소들을 가져와 목록 형태로 표시하며, 각 항목에는 카테고리에 맞는 이모지와 함께 장소 이름, 카테고리 분류, 그리고 별점을 함께 보여주도록 하십시오. 각 항목 요소에는 해당 장소의 식별자를 속성으로 함께 저장하여 주십시오. 장소 이름을 표시할 때는 반드시 HTML 이스케이프 처리를 거치도록 하며, 표시할 장소가 하나도 없는 경우에는 "장소가 없습니다. 검색하거나 지도를 클릭해 추가해 보세요!"라는 안내 문구를 보여주도록 하여 주십시오.</w:t>
       </w:r>
     </w:p>
     <w:p>
@@ -1800,10 +1798,9 @@
         <w:rPr>
           <w:b w:val="0"/>
           <w:i w:val="0"/>
-          <w:strike w:val="0"/>
-          <w:color w:val="000000"/>
-        </w:rPr>
-        <w:t>sidebar.js의 필터 버튼 클릭 핸들러에서, active 클래스를 옮긴 다음에 renderList()도 호출해줘. 필터가 바뀌면 지도뿐 아니라 목록도 현재 필터에 맞게 다시 그려지게.</w:t>
+          <w:color w:val="000000"/>
+        </w:rPr>
+        <w:t>사이드바의 필터 버튼을 클릭하면 선택 상태를 나타내는 표시를 옮긴 뒤에, 앞서 작성한 목록을 다시 그리는 함수를 호출하도록 하여 주십시오. 이를 통해 사용자가 필터 조건을 바꿀 때 지도 내용뿐 아니라 장소 목록 역시 변경된 조건에 맞춰 함께 갱신되도록 하여 주십시오.</w:t>
       </w:r>
     </w:p>
     <w:p>
@@ -2384,10 +2381,9 @@
         <w:rPr>
           <w:b w:val="0"/>
           <w:i w:val="0"/>
-          <w:strike w:val="0"/>
-          <w:color w:val="000000"/>
-        </w:rPr>
-        <w:t>목록 항목을 클릭하면 지도가 그 장소로 이동하게 해줘. renderList에서 각 항목에 클릭 이벤트를 달아서 data-id를 콜백으로 넘기고, main.js에서는 그 id로 store에서 장소를 찾아 mapView의 focusPlace를 호출해줘. focusPlace는 지도를 레벨 4로 확대하면서 panTo로 부드럽게 이동하고, 그 장소의 말풍선을 열어줘.</w:t>
+          <w:color w:val="000000"/>
+        </w:rPr>
+        <w:t>화면에 표시된 장소 목록에서 특정 항목을 클릭하면 지도가 해당 장소의 위치로 부드럽게 이동하도록 연결하여 주십시오. 목록을 그릴 때 각 항목에 클릭 이벤트를 추가하여, 클릭한 장소의 식별자를 함께 전달하도록 하고 main.js 파일에서는 전달받은 식별자를 바탕으로 해당 장소의 정보를 찾아 지도에 위치를 표시하는 기능을 호출하도록 하십시오. 해당 기능은 지도를 일정 수준으로 확대한 뒤 부드럽게 이동시키고 해당 장소의 정보 창을 열어주도록 작성하여 주십시오.</w:t>
       </w:r>
     </w:p>
     <w:p>
@@ -3271,10 +3267,9 @@
         <w:rPr>
           <w:b w:val="0"/>
           <w:i w:val="0"/>
-          <w:strike w:val="0"/>
-          <w:color w:val="000000"/>
-        </w:rPr>
-        <w:t>발상을 뒤집어 봅시다. 화면들이 데이터 바뀌는 곳을 쫓아다니는 게 아니라, 데이터 쪽에서 "나 바뀌었어!"라고 방송을 하면 어떨까요? 화면들은 그 방송을 구독해 두기만 하면 됩니다. 신문 구독과 똑같습니다. 독자(화면)가 매일 신문사에 전화해서 "새 소식 있어요?"라고 묻는 게 아니라, 한 번 구독 신청을 해 두면 새 신문이 나올 때마다 집 앞에 배달되는 거죠.</w:t>
+          <w:color w:val="000000"/>
+        </w:rPr>
+        <w:t>이제 접근 방식을 바꾸어 보겠습니다. 화면 쪽에서 데이터가 변경되는 모든 곳을 일일이 찾아다니는 대신, 데이터를 관리하는 쪽에서 값이 변경되었음을 각 화면에 알리는 방식으로 개선하는 것입니다. 화면 쪽에서는 변경 사항을 통보받을 수 있도록 미리 등록해 두기만 하면 됩니다. 데이터가 변경될 때마다 데이터 관리 쪽에서 미리 등록된 함수들을 차례로 호출하므로, 화면 쪽에서는 언제 내용을 갱신해야 할지 직접 신경 쓸 필요가 없어집니다.</w:t>
       </w:r>
     </w:p>
     <w:p>
@@ -3631,7 +3626,7 @@
           <w:i w:val="0"/>
           <w:color w:val="000000"/>
         </w:rPr>
-        <w:t>store에 subscribe로 화면 갱신 함수들을 등록해서, 장소 데이터가 바뀌면 지도와 사이드바 목록이 자동으로 다시 그려지게 해줘. 지도 갱신(rerender)은 main.js에서, 목록 갱신(renderList)은 sidebar.js의 initSidebar 안에서 구독해줘. 이제 구독이 갱신을 책임지니까, 24장에 만들었던 search.js의 onChange 콜백(notifyChange)은 걷어내고 initSearch()는 인자 없이 호출하게 정리해줘.</w:t>
+        <w:t>데이터가 변경되었을 때 자동으로 화면 내용이 갱신되도록 하는 구독 기능을 추가하여 주십시오. 장소 데이터가 추가되거나 변경될 때마다 지도 화면과 사이드바 목록이 자동으로 다시 그려지도록 연결하며, 지도 갱신 관련 내용은 main.js에서, 목록 갱신 관련 내용은 사이드바를 초기화하는 함수 내에서 처리하도록 하십시오. 이제 데이터 변경 시 화면을 갱신하는 작업은 구독 기능이 전담하게 되므로, 기존에 검색 관련 파일에 작성했던 별도의 갱신 호출 관련 코드는 제거하고 함수를 간결하게 정리하여 주십시오.</w:t>
       </w:r>
     </w:p>
     <w:p>
